--- a/docs/PayerGatewayWebAPI - DTR Forms API Guide.docx
+++ b/docs/PayerGatewayWebAPI - DTR Forms API Guide.docx
@@ -2784,7 +2784,7 @@
               <w:spacing w:before="40" w:after="80"/>
             </w:pPr>
             <w:r>
-              <w:t>No error. The gateway uses the insurance linked to the order. If the order has none, it uses the patient's first active insurance.</w:t>
+              <w:t>No error. The gateway uses the insurance linked to the order. If the order has none, it uses the patient's only active insurance. When the patient has more than one active insurance and the order names none, the status is 422.</w:t>
             </w:r>
           </w:p>
         </w:tc>
@@ -5499,6 +5499,59 @@
               <w:spacing w:before="40" w:after="80"/>
             </w:pPr>
             <w:r>
+              <w:t xml:space="preserve">The patient has more than one active insurance, </w:t>
+            </w:r>
+            <w:r>
+              <w:rPr>
+                <w:rStyle w:val="CodeChar"/>
+              </w:rPr>
+              <w:t>coverageId</w:t>
+            </w:r>
+            <w:r>
+              <w:t xml:space="preserve"> is not sent and the order names none.</w:t>
+            </w:r>
+          </w:p>
+        </w:tc>
+        <w:tc>
+          <w:tcPr>
+            <w:tcW w:type="dxa" w:w="4314"/>
+          </w:tcPr>
+          <w:p>
+            <w:pPr>
+              <w:spacing w:before="40" w:after="80"/>
+            </w:pPr>
+            <w:r>
+              <w:t>"The patient has {n} active insurances ({ids}) and the orders do not say which one to use. Send coverageId."</w:t>
+            </w:r>
+          </w:p>
+        </w:tc>
+      </w:tr>
+      <w:tr>
+        <w:trPr>
+          <w:cantSplit/>
+        </w:trPr>
+        <w:tc>
+          <w:tcPr>
+            <w:tcW w:type="dxa" w:w="984"/>
+          </w:tcPr>
+          <w:p>
+            <w:pPr>
+              <w:spacing w:before="40" w:after="80"/>
+            </w:pPr>
+            <w:r>
+              <w:t>422</w:t>
+            </w:r>
+          </w:p>
+        </w:tc>
+        <w:tc>
+          <w:tcPr>
+            <w:tcW w:type="dxa" w:w="4062"/>
+          </w:tcPr>
+          <w:p>
+            <w:pPr>
+              <w:spacing w:before="40" w:after="80"/>
+            </w:pPr>
+            <w:r>
               <w:t>The payer refused the request.</w:t>
             </w:r>
           </w:p>
@@ -12654,10 +12707,10 @@
         <w:tblLook w:firstColumn="1" w:firstRow="1" w:lastColumn="0" w:lastRow="0" w:noHBand="0" w:noVBand="1" w:val="04A0"/>
       </w:tblPr>
       <w:tblGrid>
-        <w:gridCol w:w="1249"/>
+        <w:gridCol w:w="1150"/>
         <w:gridCol w:w="1976"/>
-        <w:gridCol w:w="3344"/>
-        <w:gridCol w:w="2791"/>
+        <w:gridCol w:w="3081"/>
+        <w:gridCol w:w="3153"/>
       </w:tblGrid>
       <w:tr>
         <w:trPr>
@@ -12666,7 +12719,7 @@
         </w:trPr>
         <w:tc>
           <w:tcPr>
-            <w:tcW w:type="dxa" w:w="1249"/>
+            <w:tcW w:type="dxa" w:w="1150"/>
             <w:shd w:val="clear" w:color="auto" w:fill="F2F2F2"/>
           </w:tcPr>
           <w:p>
@@ -12694,7 +12747,7 @@
         </w:tc>
         <w:tc>
           <w:tcPr>
-            <w:tcW w:type="dxa" w:w="3344"/>
+            <w:tcW w:type="dxa" w:w="3081"/>
             <w:shd w:val="clear" w:color="auto" w:fill="F2F2F2"/>
           </w:tcPr>
           <w:p>
@@ -12708,7 +12761,7 @@
         </w:tc>
         <w:tc>
           <w:tcPr>
-            <w:tcW w:type="dxa" w:w="2791"/>
+            <w:tcW w:type="dxa" w:w="3153"/>
             <w:shd w:val="clear" w:color="auto" w:fill="F2F2F2"/>
           </w:tcPr>
           <w:p>
@@ -12727,7 +12780,7 @@
         </w:trPr>
         <w:tc>
           <w:tcPr>
-            <w:tcW w:type="dxa" w:w="1249"/>
+            <w:tcW w:type="dxa" w:w="1150"/>
           </w:tcPr>
           <w:p>
             <w:pPr>
@@ -12753,7 +12806,7 @@
         </w:tc>
         <w:tc>
           <w:tcPr>
-            <w:tcW w:type="dxa" w:w="3344"/>
+            <w:tcW w:type="dxa" w:w="3081"/>
           </w:tcPr>
           <w:p>
             <w:pPr>
@@ -12768,17 +12821,6 @@
           </w:p>
           <w:p>
             <w:pPr>
-              <w:spacing w:before="40" w:after="40"/>
-            </w:pPr>
-            <w:r>
-              <w:rPr>
-                <w:rStyle w:val="CodeChar"/>
-              </w:rPr>
-              <w:t>GET {fhir}/DeviceRequest?_id={orderIds}</w:t>
-            </w:r>
-          </w:p>
-          <w:p>
-            <w:pPr>
               <w:spacing w:before="40" w:after="80"/>
             </w:pPr>
             <w:r>
@@ -12791,25 +12833,25 @@
         </w:tc>
         <w:tc>
           <w:tcPr>
-            <w:tcW w:type="dxa" w:w="2791"/>
-          </w:tcPr>
-          <w:p>
-            <w:pPr>
-              <w:spacing w:before="40" w:after="80"/>
-            </w:pPr>
-            <w:r>
-              <w:t>Get the orders. An EHR order becomes one of these three FHIR types, by its order type.</w:t>
-            </w:r>
-          </w:p>
-        </w:tc>
-      </w:tr>
-      <w:tr>
-        <w:trPr>
-          <w:cantSplit/>
-        </w:trPr>
-        <w:tc>
-          <w:tcPr>
-            <w:tcW w:type="dxa" w:w="1249"/>
+            <w:tcW w:type="dxa" w:w="3153"/>
+          </w:tcPr>
+          <w:p>
+            <w:pPr>
+              <w:spacing w:before="40" w:after="80"/>
+            </w:pPr>
+            <w:r>
+              <w:t>Get the orders. An EHR order is a service order or a medication order, and becomes one of these two FHIR types. Device orders are not used.</w:t>
+            </w:r>
+          </w:p>
+        </w:tc>
+      </w:tr>
+      <w:tr>
+        <w:trPr>
+          <w:cantSplit/>
+        </w:trPr>
+        <w:tc>
+          <w:tcPr>
+            <w:tcW w:type="dxa" w:w="1150"/>
           </w:tcPr>
           <w:p>
             <w:pPr>
@@ -12835,7 +12877,7 @@
         </w:tc>
         <w:tc>
           <w:tcPr>
-            <w:tcW w:type="dxa" w:w="3344"/>
+            <w:tcW w:type="dxa" w:w="3081"/>
           </w:tcPr>
           <w:p>
             <w:pPr>
@@ -12851,7 +12893,7 @@
         </w:tc>
         <w:tc>
           <w:tcPr>
-            <w:tcW w:type="dxa" w:w="2791"/>
+            <w:tcW w:type="dxa" w:w="3153"/>
           </w:tcPr>
           <w:p>
             <w:pPr>
@@ -12869,7 +12911,7 @@
         </w:trPr>
         <w:tc>
           <w:tcPr>
-            <w:tcW w:type="dxa" w:w="1249"/>
+            <w:tcW w:type="dxa" w:w="1150"/>
           </w:tcPr>
           <w:p>
             <w:pPr>
@@ -12895,7 +12937,7 @@
         </w:tc>
         <w:tc>
           <w:tcPr>
-            <w:tcW w:type="dxa" w:w="3344"/>
+            <w:tcW w:type="dxa" w:w="3081"/>
           </w:tcPr>
           <w:p>
             <w:pPr>
@@ -12911,7 +12953,7 @@
         </w:tc>
         <w:tc>
           <w:tcPr>
-            <w:tcW w:type="dxa" w:w="2791"/>
+            <w:tcW w:type="dxa" w:w="3153"/>
           </w:tcPr>
           <w:p>
             <w:pPr>
@@ -12929,7 +12971,7 @@
         </w:trPr>
         <w:tc>
           <w:tcPr>
-            <w:tcW w:type="dxa" w:w="1249"/>
+            <w:tcW w:type="dxa" w:w="1150"/>
           </w:tcPr>
           <w:p>
             <w:pPr>
@@ -12955,7 +12997,7 @@
         </w:tc>
         <w:tc>
           <w:tcPr>
-            <w:tcW w:type="dxa" w:w="3344"/>
+            <w:tcW w:type="dxa" w:w="3081"/>
           </w:tcPr>
           <w:p>
             <w:pPr>
@@ -12971,25 +13013,34 @@
         </w:tc>
         <w:tc>
           <w:tcPr>
-            <w:tcW w:type="dxa" w:w="2791"/>
-          </w:tcPr>
-          <w:p>
-            <w:pPr>
-              <w:spacing w:before="40" w:after="80"/>
-            </w:pPr>
-            <w:r>
-              <w:t>Adaptive forms only. Send the answers so far and get the next questions. The gateway repeats the call while the payer keeps adding questions, at most 25 times in one save. For an adaptive form, API 1 also makes this call once, to get the first questions.</w:t>
-            </w:r>
-          </w:p>
-        </w:tc>
-      </w:tr>
-      <w:tr>
-        <w:trPr>
-          <w:cantSplit/>
-        </w:trPr>
-        <w:tc>
-          <w:tcPr>
-            <w:tcW w:type="dxa" w:w="1249"/>
+            <w:tcW w:type="dxa" w:w="3153"/>
+          </w:tcPr>
+          <w:p>
+            <w:pPr>
+              <w:spacing w:before="40" w:after="80"/>
+            </w:pPr>
+            <w:r>
+              <w:t xml:space="preserve">Adaptive forms only. Send the answers so far (input parameter </w:t>
+            </w:r>
+            <w:r>
+              <w:rPr>
+                <w:rStyle w:val="CodeChar"/>
+              </w:rPr>
+              <w:t>questionnaire-response</w:t>
+            </w:r>
+            <w:r>
+              <w:t>) and get the next questions. The gateway repeats the call while the payer keeps adding questions, at most 25 times in one save. For an adaptive form, API 1 also makes this call once, to get the first questions.</w:t>
+            </w:r>
+          </w:p>
+        </w:tc>
+      </w:tr>
+      <w:tr>
+        <w:trPr>
+          <w:cantSplit/>
+        </w:trPr>
+        <w:tc>
+          <w:tcPr>
+            <w:tcW w:type="dxa" w:w="1150"/>
           </w:tcPr>
           <w:p>
             <w:pPr>
@@ -13015,20 +13066,20 @@
         </w:tc>
         <w:tc>
           <w:tcPr>
-            <w:tcW w:type="dxa" w:w="3344"/>
-          </w:tcPr>
-          <w:p>
-            <w:pPr>
-              <w:spacing w:before="40" w:after="80"/>
-            </w:pPr>
-            <w:r>
-              <w:t>The same three order searches as call 2.</w:t>
-            </w:r>
-          </w:p>
-        </w:tc>
-        <w:tc>
-          <w:tcPr>
-            <w:tcW w:type="dxa" w:w="2791"/>
+            <w:tcW w:type="dxa" w:w="3081"/>
+          </w:tcPr>
+          <w:p>
+            <w:pPr>
+              <w:spacing w:before="40" w:after="80"/>
+            </w:pPr>
+            <w:r>
+              <w:t>The same two order searches as call 2.</w:t>
+            </w:r>
+          </w:p>
+        </w:tc>
+        <w:tc>
+          <w:tcPr>
+            <w:tcW w:type="dxa" w:w="3153"/>
           </w:tcPr>
           <w:p>
             <w:pPr>
@@ -13046,7 +13097,7 @@
         </w:trPr>
         <w:tc>
           <w:tcPr>
-            <w:tcW w:type="dxa" w:w="1249"/>
+            <w:tcW w:type="dxa" w:w="1150"/>
           </w:tcPr>
           <w:p>
             <w:pPr>
@@ -13072,7 +13123,7 @@
         </w:tc>
         <w:tc>
           <w:tcPr>
-            <w:tcW w:type="dxa" w:w="3344"/>
+            <w:tcW w:type="dxa" w:w="3081"/>
           </w:tcPr>
           <w:p>
             <w:pPr>
@@ -13088,7 +13139,7 @@
         </w:tc>
         <w:tc>
           <w:tcPr>
-            <w:tcW w:type="dxa" w:w="2791"/>
+            <w:tcW w:type="dxa" w:w="3153"/>
           </w:tcPr>
           <w:p>
             <w:pPr>
@@ -13213,8 +13264,8 @@
         <w:tblLook w:firstColumn="1" w:firstRow="1" w:lastColumn="0" w:lastRow="0" w:noHBand="0" w:noVBand="1" w:val="04A0"/>
       </w:tblPr>
       <w:tblGrid>
-        <w:gridCol w:w="3341"/>
-        <w:gridCol w:w="3918"/>
+        <w:gridCol w:w="3117"/>
+        <w:gridCol w:w="4142"/>
         <w:gridCol w:w="2101"/>
       </w:tblGrid>
       <w:tr>
@@ -13224,7 +13275,7 @@
         </w:trPr>
         <w:tc>
           <w:tcPr>
-            <w:tcW w:type="dxa" w:w="3341"/>
+            <w:tcW w:type="dxa" w:w="3117"/>
             <w:shd w:val="clear" w:color="auto" w:fill="F2F2F2"/>
           </w:tcPr>
           <w:p>
@@ -13238,7 +13289,7 @@
         </w:tc>
         <w:tc>
           <w:tcPr>
-            <w:tcW w:type="dxa" w:w="3918"/>
+            <w:tcW w:type="dxa" w:w="4142"/>
             <w:shd w:val="clear" w:color="auto" w:fill="F2F2F2"/>
           </w:tcPr>
           <w:p>
@@ -13271,20 +13322,20 @@
         </w:trPr>
         <w:tc>
           <w:tcPr>
-            <w:tcW w:type="dxa" w:w="3341"/>
-          </w:tcPr>
-          <w:p>
-            <w:pPr>
-              <w:spacing w:before="40" w:after="80"/>
-            </w:pPr>
-            <w:r>
-              <w:t>ServiceRequest, DeviceRequest, MedicationRequest</w:t>
-            </w:r>
-          </w:p>
-        </w:tc>
-        <w:tc>
-          <w:tcPr>
-            <w:tcW w:type="dxa" w:w="3918"/>
+            <w:tcW w:type="dxa" w:w="3117"/>
+          </w:tcPr>
+          <w:p>
+            <w:pPr>
+              <w:spacing w:before="40" w:after="80"/>
+            </w:pPr>
+            <w:r>
+              <w:t>ServiceRequest, MedicationRequest</w:t>
+            </w:r>
+          </w:p>
+        </w:tc>
+        <w:tc>
+          <w:tcPr>
+            <w:tcW w:type="dxa" w:w="4142"/>
           </w:tcPr>
           <w:p>
             <w:pPr>
@@ -13318,7 +13369,7 @@
         </w:trPr>
         <w:tc>
           <w:tcPr>
-            <w:tcW w:type="dxa" w:w="3341"/>
+            <w:tcW w:type="dxa" w:w="3117"/>
           </w:tcPr>
           <w:p>
             <w:pPr>
@@ -13331,7 +13382,7 @@
         </w:tc>
         <w:tc>
           <w:tcPr>
-            <w:tcW w:type="dxa" w:w="3918"/>
+            <w:tcW w:type="dxa" w:w="4142"/>
           </w:tcPr>
           <w:p>
             <w:pPr>
@@ -13365,7 +13416,7 @@
         </w:trPr>
         <w:tc>
           <w:tcPr>
-            <w:tcW w:type="dxa" w:w="3341"/>
+            <w:tcW w:type="dxa" w:w="3117"/>
           </w:tcPr>
           <w:p>
             <w:pPr>
@@ -13378,7 +13429,7 @@
         </w:tc>
         <w:tc>
           <w:tcPr>
-            <w:tcW w:type="dxa" w:w="3918"/>
+            <w:tcW w:type="dxa" w:w="4142"/>
           </w:tcPr>
           <w:p>
             <w:pPr>
@@ -14678,7 +14729,7 @@
               <w:spacing w:before="40" w:after="80"/>
             </w:pPr>
             <w:r>
-              <w:t>The request is correct, but it cannot be done now: no active insurance, no form at the payer, the payer refused, or required answers are missing.</w:t>
+              <w:t>The request is correct, but it cannot be done now: no active insurance, more than one active insurance and none chosen, no form at the payer, the payer refused, or required answers are missing.</w:t>
             </w:r>
           </w:p>
         </w:tc>
@@ -15341,7 +15392,7 @@
               <w:spacing w:before="40" w:after="80"/>
             </w:pPr>
             <w:r>
-              <w:t>200</w:t>
+              <w:t>200 or 422</w:t>
             </w:r>
           </w:p>
         </w:tc>
@@ -15354,7 +15405,7 @@
               <w:spacing w:before="40" w:after="80"/>
             </w:pPr>
             <w:r>
-              <w:t>The gateway uses the insurance linked to the order, or the first active insurance of the patient.</w:t>
+              <w:t>The gateway uses the insurance linked to the order, or the patient's only active insurance. With more than one active insurance and none named by the order, the status is 422: "The patient has {n} active insurances ({ids}) and the orders do not say which one to use. Send coverageId."</w:t>
             </w:r>
           </w:p>
         </w:tc>
@@ -18086,6 +18137,77 @@
             </w:r>
             <w:r>
               <w:t xml:space="preserve"> code. No API key: authentication is added outside the gateway. Forms are kept in the EHR database through the EHR data API (section 9.2). New API 4, list the saved forms (section 13). Payer form applications moved to their own guide. Status 503 now means the EHR data API is not available.</w:t>
+            </w:r>
+          </w:p>
+        </w:tc>
+      </w:tr>
+      <w:tr>
+        <w:trPr>
+          <w:cantSplit/>
+        </w:trPr>
+        <w:tc>
+          <w:tcPr>
+            <w:tcW w:type="dxa" w:w="1108"/>
+          </w:tcPr>
+          <w:p>
+            <w:pPr>
+              <w:spacing w:before="40" w:after="80"/>
+            </w:pPr>
+            <w:r>
+              <w:t>2.1</w:t>
+            </w:r>
+          </w:p>
+        </w:tc>
+        <w:tc>
+          <w:tcPr>
+            <w:tcW w:type="dxa" w:w="1604"/>
+          </w:tcPr>
+          <w:p>
+            <w:pPr>
+              <w:spacing w:before="40" w:after="80"/>
+            </w:pPr>
+            <w:r>
+              <w:t>Oct 9, 2026</w:t>
+            </w:r>
+          </w:p>
+        </w:tc>
+        <w:tc>
+          <w:tcPr>
+            <w:tcW w:type="dxa" w:w="6648"/>
+          </w:tcPr>
+          <w:p>
+            <w:pPr>
+              <w:spacing w:before="40" w:after="80"/>
+            </w:pPr>
+            <w:r>
+              <w:t xml:space="preserve">Orders are service and medication orders only (no device orders). More than one active insurance with none chosen gives 422. Adaptive forms: the answers are sent to the payer as the SDC parameter </w:t>
+            </w:r>
+            <w:r>
+              <w:rPr>
+                <w:rStyle w:val="CodeChar"/>
+              </w:rPr>
+              <w:t>questionnaire-response</w:t>
+            </w:r>
+            <w:r>
+              <w:t xml:space="preserve">, and a show-when rule also works when a yes / no question was answered with </w:t>
+            </w:r>
+            <w:r>
+              <w:rPr>
+                <w:rStyle w:val="CodeChar"/>
+              </w:rPr>
+              <w:t>yes</w:t>
+            </w:r>
+            <w:r>
+              <w:t xml:space="preserve"> or </w:t>
+            </w:r>
+            <w:r>
+              <w:rPr>
+                <w:rStyle w:val="CodeChar"/>
+              </w:rPr>
+              <w:t>no</w:t>
+            </w:r>
+            <w:r>
+              <w:t>, or a choice question with the text of the option.</w:t>
             </w:r>
           </w:p>
         </w:tc>

--- a/docs/PayerGatewayWebAPI - DTR Forms API Guide.docx
+++ b/docs/PayerGatewayWebAPI - DTR Forms API Guide.docx
@@ -12,7 +12,7 @@
     </w:p>
     <w:p>
       <w:r>
-        <w:t>Oct 9, 2026</w:t>
+        <w:t xml:space="preserve">Oct 16, 2026</w:t>
       </w:r>
     </w:p>
     <w:p>
@@ -193,10 +193,10 @@
         <w:rPr>
           <w:b/>
         </w:rPr>
-        <w:t>Standards the gateway follows:</w:t>
-      </w:r>
-      <w:r>
-        <w:t xml:space="preserve"> HL7 Da Vinci DTR 2.0.1 and FHIR R4. For a payer that works in FHIR R5, the gateway sends and reads R5.</w:t>
+        <w:t xml:space="preserve">Standards the gateway follows:</w:t>
+      </w:r>
+      <w:r>
+        <w:t xml:space="preserve"> HL7 Da Vinci DTR 2.0.1 and FHIR R4. The gateway works in FHIR R4 only.</w:t>
       </w:r>
     </w:p>
     <w:p>
@@ -563,7 +563,25 @@
               <w:spacing w:before="40" w:after="80"/>
             </w:pPr>
             <w:r>
-              <w:t>The EHR's own ids for the patient, order, coverage and practitioner. They must be the same ids the EHR's REST APIs use.</w:t>
+              <w:t xml:space="preserve">The EHR's own ids for the patient, order, coverage and practitioner. They must be the same ids the EHR's REST APIs use. The client's EHR has no insurance id: the FHIR API builds one, </w:t>
+            </w:r>
+            <w:r>
+              <w:rPr>
+                <w:rStyle w:val="CodeChar"/>
+              </w:rPr>
+              <w:t xml:space="preserve">cov-{patientId}-{code}</w:t>
+            </w:r>
+            <w:r>
+              <w:t xml:space="preserve">, from the payer id and the policy number. Send the </w:t>
+            </w:r>
+            <w:r>
+              <w:rPr>
+                <w:rStyle w:val="CodeChar"/>
+              </w:rPr>
+              <w:t xml:space="preserve">coverageId</w:t>
+            </w:r>
+            <w:r>
+              <w:t xml:space="preserve"> the CRD decision gave.</w:t>
             </w:r>
           </w:p>
         </w:tc>
@@ -2954,6 +2972,50 @@
         </w:tc>
       </w:tr>
     </w:tbl>
+    <w:p>
+      <w:pPr>
+        <w:spacing w:before="160"/>
+      </w:pPr>
+      <w:r>
+        <w:t xml:space="preserve">Only what DTR and FHIR R4 require can stop the call. The payer operation </w:t>
+      </w:r>
+      <w:r>
+        <w:rPr>
+          <w:rStyle w:val="CodeChar"/>
+        </w:rPr>
+        <w:t xml:space="preserve">$questionnaire-package</w:t>
+      </w:r>
+      <w:r>
+        <w:t xml:space="preserve"> needs exactly one insurance (input </w:t>
+      </w:r>
+      <w:r>
+        <w:rPr>
+          <w:rStyle w:val="CodeChar"/>
+        </w:rPr>
+        <w:t xml:space="preserve">coverage</w:t>
+      </w:r>
+      <w:r>
+        <w:t xml:space="preserve">, 1..1), so a patient without an active insurance gives 422. </w:t>
+      </w:r>
+      <w:r>
+        <w:rPr>
+          <w:rStyle w:val="CodeChar"/>
+        </w:rPr>
+        <w:t xml:space="preserve">payerName</w:t>
+      </w:r>
+      <w:r>
+        <w:t xml:space="preserve">, </w:t>
+      </w:r>
+      <w:r>
+        <w:rPr>
+          <w:rStyle w:val="CodeChar"/>
+        </w:rPr>
+        <w:t xml:space="preserve">patientId</w:t>
+      </w:r>
+      <w:r>
+        <w:t xml:space="preserve"> and at least one order are needed by the gateway. Everything else is optional: it is sent when the EHR has it and left out when not.</w:t>
+      </w:r>
+    </w:p>
     <w:p>
       <w:pPr>
         <w:pStyle w:val="Heading3"/>
@@ -13183,64 +13245,37 @@
         <w:rPr>
           <w:b/>
         </w:rPr>
-        <w:t>A payer that works in FHIR R5.</w:t>
-      </w:r>
-      <w:r>
-        <w:t xml:space="preserve"> When the payer's row in </w:t>
+        <w:t xml:space="preserve">FHIR release.</w:t>
+      </w:r>
+      <w:r>
+        <w:t xml:space="preserve"> The gateway works in FHIR R4 only. The insurance and the orders are sent in R4, and the payer's questionnaire must be R4. The R5 address of the FHIR API and the </w:t>
       </w:r>
       <w:r>
         <w:rPr>
           <w:rStyle w:val="CodeChar"/>
         </w:rPr>
-        <w:t>PA_PAYER</w:t>
-      </w:r>
-      <w:r>
-        <w:t xml:space="preserve"> has </w:t>
+        <w:t xml:space="preserve">FHIR_VERSION</w:t>
+      </w:r>
+      <w:r>
+        <w:t xml:space="preserve"> column of </w:t>
       </w:r>
       <w:r>
         <w:rPr>
           <w:rStyle w:val="CodeChar"/>
         </w:rPr>
-        <w:t>FHIR_VERSION</w:t>
-      </w:r>
-      <w:r>
-        <w:t xml:space="preserve"> set to </w:t>
+        <w:t xml:space="preserve">PA_PAYER</w:t>
+      </w:r>
+      <w:r>
+        <w:t xml:space="preserve"> are removed (script </w:t>
       </w:r>
       <w:r>
         <w:rPr>
           <w:rStyle w:val="CodeChar"/>
         </w:rPr>
-        <w:t>R5</w:t>
-      </w:r>
-      <w:r>
-        <w:t xml:space="preserve">, the gateway sends the R5 form of the insurance and the orders in call 3, and reads the payer's R5 questionnaire. The form object the EHR gets is the same: an R5 </w:t>
-      </w:r>
-      <w:r>
-        <w:rPr>
-          <w:rStyle w:val="CodeChar"/>
-        </w:rPr>
-        <w:t>coding</w:t>
-      </w:r>
-      <w:r>
-        <w:t xml:space="preserve"> question is returned as </w:t>
-      </w:r>
-      <w:r>
-        <w:rPr>
-          <w:rStyle w:val="CodeChar"/>
-        </w:rPr>
-        <w:t>choice</w:t>
-      </w:r>
-      <w:r>
-        <w:t xml:space="preserve"> or </w:t>
-      </w:r>
-      <w:r>
-        <w:rPr>
-          <w:rStyle w:val="CodeChar"/>
-        </w:rPr>
-        <w:t>open-choice</w:t>
-      </w:r>
-      <w:r>
-        <w:t>.</w:t>
+        <w:t xml:space="preserve">04_alter_pa_payer_drop_fhir_version.sql</w:t>
+      </w:r>
+      <w:r>
+        <w:t xml:space="preserve">).</w:t>
       </w:r>
     </w:p>
     <w:p>
@@ -13572,7 +13607,7 @@
               <w:spacing w:before="40" w:after="80"/>
             </w:pPr>
             <w:r>
-              <w:t>The FHIR Coverage resource.</w:t>
+              <w:t xml:space="preserve">The FHIR Coverage resource. Required by the payer operation (1..1).</w:t>
             </w:r>
           </w:p>
         </w:tc>
@@ -18208,6 +18243,59 @@
             </w:r>
             <w:r>
               <w:t>, or a choice question with the text of the option.</w:t>
+            </w:r>
+          </w:p>
+        </w:tc>
+      </w:tr>
+      <w:tr>
+        <w:trPr>
+          <w:cantSplit/>
+        </w:trPr>
+        <w:tc>
+          <w:tcPr>
+            <w:tcW w:type="dxa" w:w="1108"/>
+          </w:tcPr>
+          <w:p>
+            <w:pPr>
+              <w:spacing w:before="40" w:after="80"/>
+            </w:pPr>
+            <w:r>
+              <w:t xml:space="preserve">3.0</w:t>
+            </w:r>
+          </w:p>
+        </w:tc>
+        <w:tc>
+          <w:tcPr>
+            <w:tcW w:type="dxa" w:w="1604"/>
+          </w:tcPr>
+          <w:p>
+            <w:pPr>
+              <w:spacing w:before="40" w:after="80"/>
+            </w:pPr>
+            <w:r>
+              <w:t xml:space="preserve">Oct 16, 2026</w:t>
+            </w:r>
+          </w:p>
+        </w:tc>
+        <w:tc>
+          <w:tcPr>
+            <w:tcW w:type="dxa" w:w="6648"/>
+          </w:tcPr>
+          <w:p>
+            <w:pPr>
+              <w:spacing w:before="40" w:after="80"/>
+            </w:pPr>
+            <w:r>
+              <w:t xml:space="preserve">FHIR R4 only: R5 is removed. Only what DTR and FHIR R4 require stops a call; the active insurance is required because </w:t>
+            </w:r>
+            <w:r>
+              <w:rPr>
+                <w:rStyle w:val="CodeChar"/>
+              </w:rPr>
+              <w:t xml:space="preserve">$questionnaire-package</w:t>
+            </w:r>
+            <w:r>
+              <w:t xml:space="preserve"> needs the coverage (1..1). Coverage id built by the FHIR API.</w:t>
             </w:r>
           </w:p>
         </w:tc>

--- a/docs/PayerGatewayWebAPI - DTR Forms API Guide.docx
+++ b/docs/PayerGatewayWebAPI - DTR Forms API Guide.docx
@@ -12,7 +12,7 @@
     </w:p>
     <w:p>
       <w:r>
-        <w:t xml:space="preserve">Oct 16, 2026</w:t>
+        <w:t xml:space="preserve">Oct 23, 2026</w:t>
       </w:r>
     </w:p>
     <w:p>
@@ -563,16 +563,7 @@
               <w:spacing w:before="40" w:after="80"/>
             </w:pPr>
             <w:r>
-              <w:t xml:space="preserve">The EHR's own ids for the patient, order, coverage and practitioner. They must be the same ids the EHR's REST APIs use. The client's EHR has no insurance id: the FHIR API builds one, </w:t>
-            </w:r>
-            <w:r>
-              <w:rPr>
-                <w:rStyle w:val="CodeChar"/>
-              </w:rPr>
-              <w:t xml:space="preserve">cov-{patientId}-{code}</w:t>
-            </w:r>
-            <w:r>
-              <w:t xml:space="preserve">, from the payer id and the policy number. Send the </w:t>
+              <w:t xml:space="preserve">The EHR's own ids for the patient, order, insurance (coverage) and practitioner. They must be the same ids the EHR's REST APIs use. The insurance id (</w:t>
             </w:r>
             <w:r>
               <w:rPr>
@@ -581,7 +572,16 @@
               <w:t xml:space="preserve">coverageId</w:t>
             </w:r>
             <w:r>
-              <w:t xml:space="preserve"> the CRD decision gave.</w:t>
+              <w:t xml:space="preserve">) is the EHR's own id of the patient's active insurance, unique in the EHR: send the same </w:t>
+            </w:r>
+            <w:r>
+              <w:rPr>
+                <w:rStyle w:val="CodeChar"/>
+              </w:rPr>
+              <w:t xml:space="preserve">coverageId</w:t>
+            </w:r>
+            <w:r>
+              <w:t xml:space="preserve"> as in CRD order-sign.</w:t>
             </w:r>
           </w:p>
         </w:tc>
@@ -1115,7 +1115,16 @@
               <w:spacing w:before="40" w:after="80"/>
             </w:pPr>
             <w:r>
-              <w:t>The gateway reads the orders and the active insurance as FHIR resources. The FHIR API gets this data from the EHR REST APIs.</w:t>
+              <w:t xml:space="preserve">The gateway reads the orders and the insurance of </w:t>
+            </w:r>
+            <w:r>
+              <w:rPr>
+                <w:rStyle w:val="CodeChar"/>
+              </w:rPr>
+              <w:t xml:space="preserve">coverageId</w:t>
+            </w:r>
+            <w:r>
+              <w:t xml:space="preserve"> as FHIR resources. The FHIR API gets this data from the EHR REST APIs.</w:t>
             </w:r>
           </w:p>
         </w:tc>
@@ -2767,7 +2776,10 @@
               <w:spacing w:before="40" w:after="80"/>
             </w:pPr>
             <w:r>
-              <w:t>Optional</w:t>
+              <w:rPr>
+                <w:b/>
+              </w:rPr>
+              <w:t xml:space="preserve">Required</w:t>
             </w:r>
           </w:p>
         </w:tc>
@@ -2780,16 +2792,16 @@
               <w:spacing w:before="40" w:after="80"/>
             </w:pPr>
             <w:r>
-              <w:t xml:space="preserve">The EHR id of the insurance to use. The </w:t>
-            </w:r>
-            <w:r>
-              <w:rPr>
-                <w:rStyle w:val="CodeChar"/>
-              </w:rPr>
-              <w:t>coverageId</w:t>
-            </w:r>
-            <w:r>
-              <w:t xml:space="preserve"> from the CRD decision.</w:t>
+              <w:t xml:space="preserve">The EHR id of the patient's active insurance for these orders (unique in the EHR). The same </w:t>
+            </w:r>
+            <w:r>
+              <w:rPr>
+                <w:rStyle w:val="CodeChar"/>
+              </w:rPr>
+              <w:t xml:space="preserve">coverageId</w:t>
+            </w:r>
+            <w:r>
+              <w:t xml:space="preserve"> as in CRD order-sign. The client's orders carry no insurance, so the gateway does not choose one.</w:t>
             </w:r>
           </w:p>
         </w:tc>
@@ -2802,7 +2814,7 @@
               <w:spacing w:before="40" w:after="80"/>
             </w:pPr>
             <w:r>
-              <w:t>No error. The gateway uses the insurance linked to the order. If the order has none, it uses the patient's only active insurance. When the patient has more than one active insurance and the order names none, the status is 422.</w:t>
+              <w:t xml:space="preserve">400, "The request is not valid." with "coverageId is required."</w:t>
             </w:r>
           </w:p>
         </w:tc>
@@ -2995,7 +3007,16 @@
         <w:t xml:space="preserve">coverage</w:t>
       </w:r>
       <w:r>
-        <w:t xml:space="preserve">, 1..1), so a patient without an active insurance gives 422. </w:t>
+        <w:t xml:space="preserve">, 1..1), so the EHR names it with </w:t>
+      </w:r>
+      <w:r>
+        <w:rPr>
+          <w:rStyle w:val="CodeChar"/>
+        </w:rPr>
+        <w:t xml:space="preserve">coverageId</w:t>
+      </w:r>
+      <w:r>
+        <w:t xml:space="preserve">; an insurance that is not found, belongs to another patient or is not active gives 422. </w:t>
       </w:r>
       <w:r>
         <w:rPr>
@@ -3011,6 +3032,15 @@
           <w:rStyle w:val="CodeChar"/>
         </w:rPr>
         <w:t xml:space="preserve">patientId</w:t>
+      </w:r>
+      <w:r>
+        <w:t xml:space="preserve">, </w:t>
+      </w:r>
+      <w:r>
+        <w:rPr>
+          <w:rStyle w:val="CodeChar"/>
+        </w:rPr>
+        <w:t xml:space="preserve">coverageId</w:t>
       </w:r>
       <w:r>
         <w:t xml:space="preserve"> and at least one order are needed by the gateway. Everything else is optional: it is sent when the EHR has it and left out when not.</w:t>
@@ -3041,7 +3071,9 @@
         <w:br/>
         <w:t xml:space="preserve">  "patientId": "pat-1",</w:t>
         <w:br/>
-        <w:t xml:space="preserve">  "orderIds": ["ord-1-hd"]</w:t>
+        <w:t xml:space="preserve">  "orderIds": ["ord-1-hd"],</w:t>
+        <w:br/>
+        <w:t xml:space="preserve">  "coverageId": "cov-1"</w:t>
         <w:br/>
         <w:t xml:space="preserve">}</w:t>
       </w:r>
@@ -5508,16 +5540,16 @@
               <w:spacing w:before="40" w:after="80"/>
             </w:pPr>
             <w:r>
-              <w:t xml:space="preserve">The patient has no active insurance, or the </w:t>
-            </w:r>
-            <w:r>
-              <w:rPr>
-                <w:rStyle w:val="CodeChar"/>
-              </w:rPr>
-              <w:t>coverageId</w:t>
-            </w:r>
-            <w:r>
-              <w:t xml:space="preserve"> sent is not an active insurance of the patient.</w:t>
+              <w:t xml:space="preserve">The insurance of </w:t>
+            </w:r>
+            <w:r>
+              <w:rPr>
+                <w:rStyle w:val="CodeChar"/>
+              </w:rPr>
+              <w:t xml:space="preserve">coverageId</w:t>
+            </w:r>
+            <w:r>
+              <w:t xml:space="preserve"> is not found, belongs to another patient, or is not active.</w:t>
             </w:r>
           </w:p>
         </w:tc>
@@ -5530,60 +5562,7 @@
               <w:spacing w:before="40" w:after="80"/>
             </w:pPr>
             <w:r>
-              <w:t>"Patient {patientId} has no active insurance (or coverage {coverageId} is not active)."</w:t>
-            </w:r>
-          </w:p>
-        </w:tc>
-      </w:tr>
-      <w:tr>
-        <w:trPr>
-          <w:cantSplit/>
-        </w:trPr>
-        <w:tc>
-          <w:tcPr>
-            <w:tcW w:type="dxa" w:w="984"/>
-          </w:tcPr>
-          <w:p>
-            <w:pPr>
-              <w:spacing w:before="40" w:after="80"/>
-            </w:pPr>
-            <w:r>
-              <w:t>422</w:t>
-            </w:r>
-          </w:p>
-        </w:tc>
-        <w:tc>
-          <w:tcPr>
-            <w:tcW w:type="dxa" w:w="4062"/>
-          </w:tcPr>
-          <w:p>
-            <w:pPr>
-              <w:spacing w:before="40" w:after="80"/>
-            </w:pPr>
-            <w:r>
-              <w:t xml:space="preserve">The patient has more than one active insurance, </w:t>
-            </w:r>
-            <w:r>
-              <w:rPr>
-                <w:rStyle w:val="CodeChar"/>
-              </w:rPr>
-              <w:t>coverageId</w:t>
-            </w:r>
-            <w:r>
-              <w:t xml:space="preserve"> is not sent and the order names none.</w:t>
-            </w:r>
-          </w:p>
-        </w:tc>
-        <w:tc>
-          <w:tcPr>
-            <w:tcW w:type="dxa" w:w="4314"/>
-          </w:tcPr>
-          <w:p>
-            <w:pPr>
-              <w:spacing w:before="40" w:after="80"/>
-            </w:pPr>
-            <w:r>
-              <w:t>"The patient has {n} active insurances ({ids}) and the orders do not say which one to use. Send coverageId."</w:t>
+              <w:t xml:space="preserve">"Insurance {coverageId} was not found at the FHIR API.", "Insurance {coverageId} does not belong to patient {patientId}." or "Insurance {coverageId} is not active (status: {status})."</w:t>
             </w:r>
           </w:p>
         </w:tc>
@@ -12933,7 +12912,7 @@
               <w:spacing w:before="40" w:after="80"/>
             </w:pPr>
             <w:r>
-              <w:t>FHIR R4 search</w:t>
+              <w:t xml:space="preserve">FHIR R4 read</w:t>
             </w:r>
           </w:p>
         </w:tc>
@@ -12946,10 +12925,7 @@
               <w:spacing w:before="40" w:after="80"/>
             </w:pPr>
             <w:r>
-              <w:rPr>
-                <w:rStyle w:val="CodeChar"/>
-              </w:rPr>
-              <w:t>GET {fhir}/Coverage?patient={patientId}&amp;status=active</w:t>
+              <w:t xml:space="preserve">GET {fhir}/Coverage/{coverageId}</w:t>
             </w:r>
           </w:p>
         </w:tc>
@@ -12962,7 +12938,16 @@
               <w:spacing w:before="40" w:after="80"/>
             </w:pPr>
             <w:r>
-              <w:t>Get the active insurance of the patient.</w:t>
+              <w:t xml:space="preserve">Get the insurance named in </w:t>
+            </w:r>
+            <w:r>
+              <w:rPr>
+                <w:rStyle w:val="CodeChar"/>
+              </w:rPr>
+              <w:t xml:space="preserve">coverageId</w:t>
+            </w:r>
+            <w:r>
+              <w:t xml:space="preserve">, and check that it belongs to the patient and is active.</w:t>
             </w:r>
           </w:p>
         </w:tc>
@@ -13242,40 +13227,7 @@
     </w:p>
     <w:p>
       <w:r>
-        <w:rPr>
-          <w:b/>
-        </w:rPr>
-        <w:t xml:space="preserve">FHIR release.</w:t>
-      </w:r>
-      <w:r>
-        <w:t xml:space="preserve"> The gateway works in FHIR R4 only. The insurance and the orders are sent in R4, and the payer's questionnaire must be R4. The R5 address of the FHIR API and the </w:t>
-      </w:r>
-      <w:r>
-        <w:rPr>
-          <w:rStyle w:val="CodeChar"/>
-        </w:rPr>
-        <w:t xml:space="preserve">FHIR_VERSION</w:t>
-      </w:r>
-      <w:r>
-        <w:t xml:space="preserve"> column of </w:t>
-      </w:r>
-      <w:r>
-        <w:rPr>
-          <w:rStyle w:val="CodeChar"/>
-        </w:rPr>
-        <w:t xml:space="preserve">PA_PAYER</w:t>
-      </w:r>
-      <w:r>
-        <w:t xml:space="preserve"> are removed (script </w:t>
-      </w:r>
-      <w:r>
-        <w:rPr>
-          <w:rStyle w:val="CodeChar"/>
-        </w:rPr>
-        <w:t xml:space="preserve">04_alter_pa_payer_drop_fhir_version.sql</w:t>
-      </w:r>
-      <w:r>
-        <w:t xml:space="preserve">).</w:t>
+        <w:t xml:space="preserve">FHIR release. The gateway works in FHIR R4 only. The insurance and the orders are sent in R4, and the payer's questionnaire must be R4.</w:t>
       </w:r>
     </w:p>
     <w:p>
@@ -13424,10 +13376,7 @@
               <w:spacing w:before="40" w:after="80"/>
             </w:pPr>
             <w:r>
-              <w:rPr>
-                <w:rStyle w:val="CodeChar"/>
-              </w:rPr>
-              <w:t>GET api/patients/{id}/insurances?status=active</w:t>
+              <w:t xml:space="preserve">GET api/insurances/{coverageId}</w:t>
             </w:r>
           </w:p>
         </w:tc>
@@ -13623,10 +13572,10 @@
               <w:rPr>
                 <w:rStyle w:val="CodeChar"/>
               </w:rPr>
-              <w:t>coverageId</w:t>
-            </w:r>
-            <w:r>
-              <w:t xml:space="preserve"> in API 1, or the insurance the gateway chose.</w:t>
+              <w:t xml:space="preserve">coverageId</w:t>
+            </w:r>
+            <w:r>
+              <w:t xml:space="preserve"> in API 1.</w:t>
             </w:r>
           </w:p>
         </w:tc>
@@ -14764,7 +14713,16 @@
               <w:spacing w:before="40" w:after="80"/>
             </w:pPr>
             <w:r>
-              <w:t>The request is correct, but it cannot be done now: no active insurance, more than one active insurance and none chosen, no form at the payer, the payer refused, or required answers are missing.</w:t>
+              <w:t xml:space="preserve">The request is correct, but it cannot be done now: the insurance of </w:t>
+            </w:r>
+            <w:r>
+              <w:rPr>
+                <w:rStyle w:val="CodeChar"/>
+              </w:rPr>
+              <w:t xml:space="preserve">coverageId</w:t>
+            </w:r>
+            <w:r>
+              <w:t xml:space="preserve"> is not found, of another patient or not active, there is no form at the payer, the payer refused, or required answers are missing.</w:t>
             </w:r>
           </w:p>
         </w:tc>
@@ -15411,10 +15369,10 @@
               <w:rPr>
                 <w:rStyle w:val="CodeChar"/>
               </w:rPr>
-              <w:t>coverageId</w:t>
-            </w:r>
-            <w:r>
-              <w:t xml:space="preserve"> not sent</w:t>
+              <w:t xml:space="preserve">coverageId</w:t>
+            </w:r>
+            <w:r>
+              <w:t xml:space="preserve"> missing, null or empty</w:t>
             </w:r>
           </w:p>
         </w:tc>
@@ -15427,7 +15385,7 @@
               <w:spacing w:before="40" w:after="80"/>
             </w:pPr>
             <w:r>
-              <w:t>200 or 422</w:t>
+              <w:t xml:space="preserve">400</w:t>
             </w:r>
           </w:p>
         </w:tc>
@@ -15440,7 +15398,7 @@
               <w:spacing w:before="40" w:after="80"/>
             </w:pPr>
             <w:r>
-              <w:t>The gateway uses the insurance linked to the order, or the patient's only active insurance. With more than one active insurance and none named by the order, the status is 422: "The patient has {n} active insurances ({ids}) and the orders do not say which one to use. Send coverageId."</w:t>
+              <w:t xml:space="preserve">"The request is not valid." with "coverageId is required."</w:t>
             </w:r>
           </w:p>
         </w:tc>
@@ -15458,13 +15416,16 @@
               <w:spacing w:before="40" w:after="80"/>
             </w:pPr>
             <w:r>
-              <w:rPr>
-                <w:rStyle w:val="CodeChar"/>
-              </w:rPr>
-              <w:t>coverageId</w:t>
-            </w:r>
-            <w:r>
-              <w:t xml:space="preserve"> sent, but it is not an active insurance of the patient</w:t>
+              <w:t xml:space="preserve">The insurance of </w:t>
+            </w:r>
+            <w:r>
+              <w:rPr>
+                <w:rStyle w:val="CodeChar"/>
+              </w:rPr>
+              <w:t xml:space="preserve">coverageId</w:t>
+            </w:r>
+            <w:r>
+              <w:t xml:space="preserve"> is not found, belongs to another patient, or is not active</w:t>
             </w:r>
           </w:p>
         </w:tc>
@@ -15490,57 +15451,7 @@
               <w:spacing w:before="40" w:after="80"/>
             </w:pPr>
             <w:r>
-              <w:t>"Patient {patientId} has no active insurance (or coverage {coverageId} is not active)."</w:t>
-            </w:r>
-          </w:p>
-        </w:tc>
-      </w:tr>
-      <w:tr>
-        <w:trPr>
-          <w:cantSplit/>
-        </w:trPr>
-        <w:tc>
-          <w:tcPr>
-            <w:tcW w:type="dxa" w:w="4077"/>
-          </w:tcPr>
-          <w:p>
-            <w:pPr>
-              <w:spacing w:before="40" w:after="80"/>
-            </w:pPr>
-            <w:r>
-              <w:rPr>
-                <w:rStyle w:val="CodeChar"/>
-              </w:rPr>
-              <w:t>coverageId</w:t>
-            </w:r>
-            <w:r>
-              <w:t xml:space="preserve"> not sent and the patient has no active insurance</w:t>
-            </w:r>
-          </w:p>
-        </w:tc>
-        <w:tc>
-          <w:tcPr>
-            <w:tcW w:type="dxa" w:w="1480"/>
-          </w:tcPr>
-          <w:p>
-            <w:pPr>
-              <w:spacing w:before="40" w:after="80"/>
-            </w:pPr>
-            <w:r>
-              <w:t>422</w:t>
-            </w:r>
-          </w:p>
-        </w:tc>
-        <w:tc>
-          <w:tcPr>
-            <w:tcW w:type="dxa" w:w="3803"/>
-          </w:tcPr>
-          <w:p>
-            <w:pPr>
-              <w:spacing w:before="40" w:after="80"/>
-            </w:pPr>
-            <w:r>
-              <w:t>The same message as the row above.</w:t>
+              <w:t xml:space="preserve">"Insurance {coverageId} was not found at the FHIR API.", "Insurance {coverageId} does not belong to patient {patientId}." or "Insurance {coverageId} is not active (status: {status})."</w:t>
             </w:r>
           </w:p>
         </w:tc>
@@ -18296,6 +18207,56 @@
             </w:r>
             <w:r>
               <w:t xml:space="preserve"> needs the coverage (1..1). Coverage id built by the FHIR API.</w:t>
+            </w:r>
+          </w:p>
+        </w:tc>
+      </w:tr>
+      <w:tr>
+        <w:trPr>
+          <w:cantSplit/>
+        </w:trPr>
+        <w:tc>
+          <w:tcPr>
+            <w:tcW w:type="dxa" w:w="1108"/>
+          </w:tcPr>
+          <w:p>
+            <w:pPr>
+              <w:spacing w:before="40" w:after="80"/>
+            </w:pPr>
+            <w:r>
+              <w:t xml:space="preserve">3.1</w:t>
+            </w:r>
+          </w:p>
+        </w:tc>
+        <w:tc>
+          <w:tcPr>
+            <w:tcW w:type="dxa" w:w="1604"/>
+          </w:tcPr>
+          <w:p>
+            <w:pPr>
+              <w:spacing w:before="40" w:after="80"/>
+            </w:pPr>
+            <w:r>
+              <w:t xml:space="preserve">Oct 23, 2026</w:t>
+            </w:r>
+          </w:p>
+        </w:tc>
+        <w:tc>
+          <w:tcPr>
+            <w:tcW w:type="dxa" w:w="6648"/>
+          </w:tcPr>
+          <w:p>
+            <w:pPr>
+              <w:spacing w:before="40" w:after="80"/>
+            </w:pPr>
+            <w:r>
+              <w:rPr>
+                <w:rStyle w:val="CodeChar"/>
+              </w:rPr>
+              <w:t xml:space="preserve">coverageId</w:t>
+            </w:r>
+            <w:r>
+              <w:t xml:space="preserve"> is required in API 1 (the same insurance as in CRD order-sign) and is read by its id; the gateway no longer chooses an insurance. New insurance errors (not found, another patient, not active); the 422 for "more than one active insurance" is gone.</w:t>
             </w:r>
           </w:p>
         </w:tc>
